--- a/_inbox/PDI/03-fullstack-modelagem-dados/atividade-2/7-apresentacao/pdi-fullstack-modelagem-dados-a2.docx
+++ b/_inbox/PDI/03-fullstack-modelagem-dados/atividade-2/7-apresentacao/pdi-fullstack-modelagem-dados-a2.docx
@@ -4,121 +4,277 @@
   <w:body>
     <w:p>
       <w:pPr>
-        <w:jc w:val="center"/>
+        <w:pStyle w:val="Title"/>
       </w:pPr>
       <w:r>
-        <w:rPr>
-          <w:b/>
-          <w:color w:val="8B4513"/>
-          <w:sz w:val="28"/>
-        </w:rPr>
-        <w:t>PDI</w:t>
+        <w:t>APIs Modulares de Missao Critica (FastAPI) com Paginacao, Cache e Rate Limiting</w:t>
+      </w:r>
+    </w:p>
+    <w:p>
+      <w:r>
+        <w:t>PDI Marcos Luciano - marcosluciano.rodrigues@v4company.com</w:t>
       </w:r>
     </w:p>
     <w:p>
       <w:pPr>
-        <w:jc w:val="center"/>
+        <w:pStyle w:val="Heading1"/>
       </w:pPr>
       <w:r>
-        <w:rPr>
-          <w:b/>
-          <w:sz w:val="46"/>
-        </w:rPr>
-        <w:t>APIs Modulares de Missao Critica (FastAPI) com Paginacao, Cache e Rate Limiting</w:t>
+        <w:t>1. Contexto</w:t>
+      </w:r>
+    </w:p>
+    <w:p>
+      <w:r>
+        <w:t>A API de pedidos da FV cresceu sem padrão: o endpoint /pedidos devolvia a lista inteira com LIMIT/OFFSET, o banco PostgreSQL sofria em páginas profundas e o mesmo JSON era recalculado dezenas de vezes por minuto. Quando o tráfego subiu, o endpoint virou gargalo e começou a derrubar o Postgres.</w:t>
+      </w:r>
+    </w:p>
+    <w:p>
+      <w:r>
+        <w:t>Analogia do cardápio giganteImagine um restaurante que, para te mostrar a página 50 do cardápio, relê TODAS as 5.000 receitas desde a primeira. O garçom (banco) cansa. A paginação por cursor é pedir: 'me traga o que vem DEPOIS do prato X' — o garçom vai direto lá, sem reler tudo. E se 100 clientes pedem o mesmo prato popular? O cache é a foto do prato no balcão: ninguém precisa ir à cozinha de novo.</w:t>
       </w:r>
     </w:p>
     <w:p>
       <w:pPr>
-        <w:jc w:val="center"/>
+        <w:pStyle w:val="Heading1"/>
       </w:pPr>
       <w:r>
-        <w:rPr>
-          <w:color w:val="6B7A8A"/>
-          <w:sz w:val="24"/>
-        </w:rPr>
-        <w:t>Dossie Tecnico (Nivel Senior)</w:t>
+        <w:t>2. Diagnóstico</w:t>
+      </w:r>
+    </w:p>
+    <w:p>
+      <w:r>
+        <w:t>Com OFFSET grande, o Postgres varre e descarta milhares de linhas antes de devolver 20. Sem cache, consultas idênticas martelam o banco. Sem limite de taxa, um único cliente (ou bot) derruba a operação para todos.</w:t>
+      </w:r>
+    </w:p>
+    <w:p>
+      <w:r>
+        <w:t>Latência p95 do endpoint /pedidos (ms)JanFevMarAbrMaiJunJulAgoSetOutNovDezAntesDepoisConsultas PostgreSQL repetidas/minJanFevMarAbrMaiJunJulAgoSetOutNovDezAntesDepois</w:t>
+      </w:r>
+    </w:p>
+    <w:p>
+      <w:r>
+        <w:t>Raiz do problema: paginação deslocada (offset) + ausência de cache de leitura + nenhum limite de taxa. O custo de CPU do banco escala com o número de páginas e com a repetição de consultas idênticas.</w:t>
       </w:r>
     </w:p>
     <w:p>
       <w:pPr>
-        <w:jc w:val="center"/>
+        <w:pStyle w:val="Heading1"/>
       </w:pPr>
       <w:r>
-        <w:rPr>
-          <w:color w:val="495560"/>
-          <w:sz w:val="22"/>
-        </w:rPr>
-        <w:t>Autor: Marcos L. R. V. (Coordenador de Engenharia)</w:t>
-        <w:br/>
-      </w:r>
-      <w:r>
-        <w:rPr>
-          <w:color w:val="495560"/>
-          <w:sz w:val="22"/>
-        </w:rPr>
-        <w:t>Unidade: V4 Company / Squad de Engenharia de IA</w:t>
-        <w:br/>
-      </w:r>
-      <w:r>
-        <w:rPr>
-          <w:color w:val="495560"/>
-          <w:sz w:val="22"/>
-        </w:rPr>
-        <w:t>Data: 2026-08-27</w:t>
-        <w:br/>
-      </w:r>
-      <w:r>
-        <w:rPr>
-          <w:color w:val="495560"/>
-          <w:sz w:val="22"/>
-        </w:rPr>
-        <w:t>Area: Arquitetura Full Stack</w:t>
-        <w:br/>
-      </w:r>
-      <w:r>
-        <w:rPr>
-          <w:color w:val="495560"/>
-          <w:sz w:val="22"/>
-        </w:rPr>
-        <w:t>Status: Entregue (desenvolvido)</w:t>
-        <w:br/>
+        <w:t>3. Solução</w:t>
       </w:r>
     </w:p>
     <w:p>
       <w:r>
-        <w:br w:type="page"/>
+        <w:t>Reescrever o endpoint com cursor pagination (ordenado por (created_at, id)), colocar um cache Redis na resposta (TTL curto, invalidado por escrita) e proteger a rota com rate limiting por cliente via token no Redis. O Postgres só é tocado quando o cache erra.</w:t>
       </w:r>
     </w:p>
     <w:p>
       <w:pPr>
-        <w:pStyle w:val="Heading2"/>
+        <w:pStyle w:val="Heading1"/>
       </w:pPr>
       <w:r>
-        <w:rPr>
-          <w:color w:val="8B1E1E"/>
-        </w:rPr>
-        <w:t>Resumo Executivo</w:t>
+        <w:t>4. Como funciona (pipeline)</w:t>
       </w:r>
     </w:p>
     <w:p>
       <w:r>
-        <w:t>API modular FastAPI para dados de missao critica, com paginacao cursor-based, cache Redis com invalidacao e rate limiting por chave. Entrego o padrao e uma implementacao real.</w:t>
-      </w:r>
-    </w:p>
-    <w:p>
-      <w:r>
-        <w:t>Foco em corretude sob carga: uma API de leads nao pode vazar memoria nem derrubar o banco em pico.</w:t>
+        <w:t>[ver fluxo / gráfico no documento HTML]</w:t>
       </w:r>
     </w:p>
     <w:p>
       <w:pPr>
-        <w:pStyle w:val="Heading2"/>
+        <w:pStyle w:val="Heading1"/>
       </w:pPr>
       <w:r>
-        <w:rPr>
-          <w:color w:val="8B1E1E"/>
-        </w:rPr>
-        <w:t>Contexto de Producao</w:t>
+        <w:t>5. Antes vs Depois</w:t>
+      </w:r>
+    </w:p>
+    <w:tbl>
+      <w:tblPr>
+        <w:tblW w:type="auto" w:w="0"/>
+        <w:tblLook w:firstColumn="1" w:firstRow="1" w:lastColumn="0" w:lastRow="0" w:noHBand="0" w:noVBand="1" w:val="04A0"/>
+      </w:tblPr>
+      <w:tblGrid>
+  </w:tblGrid>
+    </w:tbl>
+    <w:tbl>
+      <w:tblPr>
+        <w:tblW w:type="auto" w:w="0"/>
+        <w:tblLook w:firstColumn="1" w:firstRow="1" w:lastColumn="0" w:lastRow="0" w:noHBand="0" w:noVBand="1" w:val="04A0"/>
+      </w:tblPr>
+      <w:tblGrid>
+        <w:gridCol w:w="2880"/>
+        <w:gridCol w:w="2880"/>
+        <w:gridCol w:w="2880"/>
+      </w:tblGrid>
+      <w:tr>
+        <w:tc>
+          <w:tcPr>
+            <w:tcW w:type="dxa" w:w="2880"/>
+          </w:tcPr>
+          <w:p>
+            <w:r>
+              <w:t>Cenário</w:t>
+            </w:r>
+          </w:p>
+        </w:tc>
+        <w:tc>
+          <w:tcPr>
+            <w:tcW w:type="dxa" w:w="2880"/>
+          </w:tcPr>
+          <w:p>
+            <w:r>
+              <w:t>Antes (offset)</w:t>
+            </w:r>
+          </w:p>
+        </w:tc>
+        <w:tc>
+          <w:tcPr>
+            <w:tcW w:type="dxa" w:w="2880"/>
+          </w:tcPr>
+          <w:p>
+            <w:r>
+              <w:t>Depois (cursor+cache)</w:t>
+            </w:r>
+          </w:p>
+        </w:tc>
+      </w:tr>
+      <w:tr>
+        <w:tc>
+          <w:tcPr>
+            <w:tcW w:type="dxa" w:w="2880"/>
+          </w:tcPr>
+          <w:p>
+            <w:r>
+              <w:t>Página 1000</w:t>
+            </w:r>
+          </w:p>
+        </w:tc>
+        <w:tc>
+          <w:tcPr>
+            <w:tcW w:type="dxa" w:w="2880"/>
+          </w:tcPr>
+          <w:p>
+            <w:r>
+              <w:t>Varre 20k linhas</w:t>
+            </w:r>
+          </w:p>
+        </w:tc>
+        <w:tc>
+          <w:tcPr>
+            <w:tcW w:type="dxa" w:w="2880"/>
+          </w:tcPr>
+          <w:p>
+            <w:r>
+              <w:t>Seek direto no índice</w:t>
+            </w:r>
+          </w:p>
+        </w:tc>
+      </w:tr>
+      <w:tr>
+        <w:tc>
+          <w:tcPr>
+            <w:tcW w:type="dxa" w:w="2880"/>
+          </w:tcPr>
+          <w:p>
+            <w:r>
+              <w:t>Leitura repetida</w:t>
+            </w:r>
+          </w:p>
+        </w:tc>
+        <w:tc>
+          <w:tcPr>
+            <w:tcW w:type="dxa" w:w="2880"/>
+          </w:tcPr>
+          <w:p>
+            <w:r>
+              <w:t>Bate no banco sempre</w:t>
+            </w:r>
+          </w:p>
+        </w:tc>
+        <w:tc>
+          <w:tcPr>
+            <w:tcW w:type="dxa" w:w="2880"/>
+          </w:tcPr>
+          <w:p>
+            <w:r>
+              <w:t>Hit em Redis (~1ms)</w:t>
+            </w:r>
+          </w:p>
+        </w:tc>
+      </w:tr>
+      <w:tr>
+        <w:tc>
+          <w:tcPr>
+            <w:tcW w:type="dxa" w:w="2880"/>
+          </w:tcPr>
+          <w:p>
+            <w:r>
+              <w:t>Abuso de API</w:t>
+            </w:r>
+          </w:p>
+        </w:tc>
+        <w:tc>
+          <w:tcPr>
+            <w:tcW w:type="dxa" w:w="2880"/>
+          </w:tcPr>
+          <w:p>
+            <w:r>
+              <w:t>Sem proteção</w:t>
+            </w:r>
+          </w:p>
+        </w:tc>
+        <w:tc>
+          <w:tcPr>
+            <w:tcW w:type="dxa" w:w="2880"/>
+          </w:tcPr>
+          <w:p>
+            <w:r>
+              <w:t>429 após limite</w:t>
+            </w:r>
+          </w:p>
+        </w:tc>
+      </w:tr>
+      <w:tr>
+        <w:tc>
+          <w:tcPr>
+            <w:tcW w:type="dxa" w:w="2880"/>
+          </w:tcPr>
+          <w:p>
+            <w:r>
+              <w:t>Carga no Postgres</w:t>
+            </w:r>
+          </w:p>
+        </w:tc>
+        <w:tc>
+          <w:tcPr>
+            <w:tcW w:type="dxa" w:w="2880"/>
+          </w:tcPr>
+          <w:p>
+            <w:r>
+              <w:t>Alta e desnecessária</w:t>
+            </w:r>
+          </w:p>
+        </w:tc>
+        <w:tc>
+          <w:tcPr>
+            <w:tcW w:type="dxa" w:w="2880"/>
+          </w:tcPr>
+          <w:p>
+            <w:r>
+              <w:t>Só em cache miss</w:t>
+            </w:r>
+          </w:p>
+        </w:tc>
+      </w:tr>
+    </w:tbl>
+    <w:p>
+      <w:pPr>
+        <w:pStyle w:val="Heading1"/>
+      </w:pPr>
+      <w:r>
+        <w:t>6. Entregas</w:t>
       </w:r>
     </w:p>
     <w:p>
@@ -126,7 +282,7 @@
         <w:pStyle w:val="ListBullet"/>
       </w:pPr>
       <w:r>
-        <w:t>Endpoints internos servem 3-5 sistemas.</w:t>
+        <w:t>Endpoint GET /pedidos com cursor pagination e schema Pydantic de resposta.</w:t>
       </w:r>
     </w:p>
     <w:p>
@@ -134,7 +290,7 @@
         <w:pStyle w:val="ListBullet"/>
       </w:pPr>
       <w:r>
-        <w:t>Listas de 5k-80k sem paginacao estouravam memoria.</w:t>
+        <w:t>Middleware rate_limit.py: token bucket no Redis por cliente.</w:t>
       </w:r>
     </w:p>
     <w:p>
@@ -142,201 +298,7 @@
         <w:pStyle w:val="ListBullet"/>
       </w:pPr>
       <w:r>
-        <w:t>Sem rate limit: 2k req/min derrubava o Postgres.</w:t>
-      </w:r>
-    </w:p>
-    <w:p>
-      <w:pPr>
-        <w:pStyle w:val="Heading2"/>
-      </w:pPr>
-      <w:r>
-        <w:rPr>
-          <w:color w:val="8B1E1E"/>
-        </w:rPr>
-        <w:t>O Problema e o Blast Radius</w:t>
-      </w:r>
-    </w:p>
-    <w:tbl>
-      <w:tblPr>
-        <w:tblStyle w:val="LightGrid-Accent1"/>
-        <w:tblW w:type="auto" w:w="0"/>
-        <w:tblLook w:firstColumn="1" w:firstRow="1" w:lastColumn="0" w:lastRow="0" w:noHBand="0" w:noVBand="1" w:val="04A0"/>
-      </w:tblPr>
-      <w:tblGrid>
-        <w:gridCol w:w="2946"/>
-        <w:gridCol w:w="2946"/>
-        <w:gridCol w:w="2946"/>
-      </w:tblGrid>
-      <w:tr>
-        <w:tc>
-          <w:tcPr>
-            <w:tcW w:type="dxa" w:w="2946"/>
-          </w:tcPr>
-          <w:p>
-            <w:r>
-              <w:t>Sintoma</w:t>
-            </w:r>
-          </w:p>
-        </w:tc>
-        <w:tc>
-          <w:tcPr>
-            <w:tcW w:type="dxa" w:w="2946"/>
-          </w:tcPr>
-          <w:p>
-            <w:r>
-              <w:t>Hoje</w:t>
-            </w:r>
-          </w:p>
-        </w:tc>
-        <w:tc>
-          <w:tcPr>
-            <w:tcW w:type="dxa" w:w="2946"/>
-          </w:tcPr>
-          <w:p>
-            <w:r>
-              <w:t>Alvo</w:t>
-            </w:r>
-          </w:p>
-        </w:tc>
-      </w:tr>
-      <w:tr>
-        <w:tc>
-          <w:tcPr>
-            <w:tcW w:type="dxa" w:w="2946"/>
-          </w:tcPr>
-          <w:p>
-            <w:r>
-              <w:t>Paginacao</w:t>
-            </w:r>
-          </w:p>
-        </w:tc>
-        <w:tc>
-          <w:tcPr>
-            <w:tcW w:type="dxa" w:w="2946"/>
-          </w:tcPr>
-          <w:p>
-            <w:r>
-              <w:t>offset</w:t>
-            </w:r>
-          </w:p>
-        </w:tc>
-        <w:tc>
-          <w:tcPr>
-            <w:tcW w:type="dxa" w:w="2946"/>
-          </w:tcPr>
-          <w:p>
-            <w:r>
-              <w:t>cursor-based</w:t>
-            </w:r>
-          </w:p>
-        </w:tc>
-      </w:tr>
-      <w:tr>
-        <w:tc>
-          <w:tcPr>
-            <w:tcW w:type="dxa" w:w="2946"/>
-          </w:tcPr>
-          <w:p>
-            <w:r>
-              <w:t>Cache</w:t>
-            </w:r>
-          </w:p>
-        </w:tc>
-        <w:tc>
-          <w:tcPr>
-            <w:tcW w:type="dxa" w:w="2946"/>
-          </w:tcPr>
-          <w:p>
-            <w:r>
-              <w:t>nenhum</w:t>
-            </w:r>
-          </w:p>
-        </w:tc>
-        <w:tc>
-          <w:tcPr>
-            <w:tcW w:type="dxa" w:w="2946"/>
-          </w:tcPr>
-          <w:p>
-            <w:r>
-              <w:t>Redis + invalidacao</w:t>
-            </w:r>
-          </w:p>
-        </w:tc>
-      </w:tr>
-      <w:tr>
-        <w:tc>
-          <w:tcPr>
-            <w:tcW w:type="dxa" w:w="2946"/>
-          </w:tcPr>
-          <w:p>
-            <w:r>
-              <w:t>Rate limit</w:t>
-            </w:r>
-          </w:p>
-        </w:tc>
-        <w:tc>
-          <w:tcPr>
-            <w:tcW w:type="dxa" w:w="2946"/>
-          </w:tcPr>
-          <w:p>
-            <w:r>
-              <w:t>ausente</w:t>
-            </w:r>
-          </w:p>
-        </w:tc>
-        <w:tc>
-          <w:tcPr>
-            <w:tcW w:type="dxa" w:w="2946"/>
-          </w:tcPr>
-          <w:p>
-            <w:r>
-              <w:t>por api_key</w:t>
-            </w:r>
-          </w:p>
-        </w:tc>
-      </w:tr>
-      <w:tr>
-        <w:tc>
-          <w:tcPr>
-            <w:tcW w:type="dxa" w:w="2946"/>
-          </w:tcPr>
-          <w:p>
-            <w:r>
-              <w:t>Erro 5xx</w:t>
-            </w:r>
-          </w:p>
-        </w:tc>
-        <w:tc>
-          <w:tcPr>
-            <w:tcW w:type="dxa" w:w="2946"/>
-          </w:tcPr>
-          <w:p>
-            <w:r>
-              <w:t>stack cru</w:t>
-            </w:r>
-          </w:p>
-        </w:tc>
-        <w:tc>
-          <w:tcPr>
-            <w:tcW w:type="dxa" w:w="2946"/>
-          </w:tcPr>
-          <w:p>
-            <w:r>
-              <w:t>envelope</w:t>
-            </w:r>
-          </w:p>
-        </w:tc>
-      </w:tr>
-    </w:tbl>
-    <w:p>
-      <w:pPr>
-        <w:pStyle w:val="Heading2"/>
-      </w:pPr>
-      <w:r>
-        <w:rPr>
-          <w:color w:val="8B1E1E"/>
-        </w:rPr>
-        <w:t>Diagnostico</w:t>
+        <w:t>Cache layer cache.py: get/set com invalidação por escrita.</w:t>
       </w:r>
     </w:p>
     <w:p>
@@ -344,7 +306,7 @@
         <w:pStyle w:val="ListBullet"/>
       </w:pPr>
       <w:r>
-        <w:t>Offset em tabelas grandes = full scan.</w:t>
+        <w:t>Migration 002_cursor_idx.sql: índice composto (created_at, id).</w:t>
       </w:r>
     </w:p>
     <w:p>
@@ -352,481 +314,43 @@
         <w:pStyle w:val="ListBullet"/>
       </w:pPr>
       <w:r>
-        <w:t>Conexoes nao pooladas -&gt; esgotamento.</w:t>
+        <w:t>Testes test_pagination.py: cobre primeira/última página e cache hit/miss.</w:t>
       </w:r>
     </w:p>
     <w:p>
       <w:pPr>
-        <w:pStyle w:val="ListBullet"/>
+        <w:pStyle w:val="Heading1"/>
       </w:pPr>
       <w:r>
-        <w:t>Sem distincao 4xx vs 5xx.</w:t>
+        <w:t>7. Métricas</w:t>
+      </w:r>
+    </w:p>
+    <w:p>
+      <w:r>
+        <w:t>Cache hit rate (%)S1S2S3S4S5S6S7S8S9S10S11S12Mês 1</w:t>
+      </w:r>
+    </w:p>
+    <w:p>
+      <w:r>
+        <w:t>Meta: p95 de /pedidos abaixo de 120ms e &gt;90% de cache hit, com zero incidente de sobrecarga no Postgres.</w:t>
       </w:r>
     </w:p>
     <w:p>
       <w:pPr>
-        <w:pStyle w:val="Heading2"/>
+        <w:pStyle w:val="Heading1"/>
       </w:pPr>
       <w:r>
-        <w:rPr>
-          <w:color w:val="8B1E1E"/>
-        </w:rPr>
-        <w:t>Decisao Arquitetural (ADR)</w:t>
+        <w:t>8. Status final</w:t>
       </w:r>
     </w:p>
     <w:p>
       <w:r>
-        <w:t>ADR-032 — API Modular</w:t>
-      </w:r>
-    </w:p>
-    <w:tbl>
-      <w:tblPr>
-        <w:tblStyle w:val="LightGrid-Accent1"/>
-        <w:tblW w:type="auto" w:w="0"/>
-        <w:tblLook w:firstColumn="1" w:firstRow="1" w:lastColumn="0" w:lastRow="0" w:noHBand="0" w:noVBand="1" w:val="04A0"/>
-      </w:tblPr>
-      <w:tblGrid>
-        <w:gridCol w:w="2209"/>
-        <w:gridCol w:w="2209"/>
-        <w:gridCol w:w="2209"/>
-        <w:gridCol w:w="2209"/>
-      </w:tblGrid>
-      <w:tr>
-        <w:tc>
-          <w:tcPr>
-            <w:tcW w:type="dxa" w:w="2209"/>
-          </w:tcPr>
-          <w:p>
-            <w:r>
-              <w:t>Opcao</w:t>
-            </w:r>
-          </w:p>
-        </w:tc>
-        <w:tc>
-          <w:tcPr>
-            <w:tcW w:type="dxa" w:w="2209"/>
-          </w:tcPr>
-          <w:p>
-            <w:r>
-              <w:t>Pro</w:t>
-            </w:r>
-          </w:p>
-        </w:tc>
-        <w:tc>
-          <w:tcPr>
-            <w:tcW w:type="dxa" w:w="2209"/>
-          </w:tcPr>
-          <w:p>
-            <w:r>
-              <w:t>Contra</w:t>
-            </w:r>
-          </w:p>
-        </w:tc>
-        <w:tc>
-          <w:tcPr>
-            <w:tcW w:type="dxa" w:w="2209"/>
-          </w:tcPr>
-          <w:p>
-            <w:r>
-              <w:t>Decisao</w:t>
-            </w:r>
-          </w:p>
-        </w:tc>
-      </w:tr>
-      <w:tr>
-        <w:tc>
-          <w:tcPr>
-            <w:tcW w:type="dxa" w:w="2209"/>
-          </w:tcPr>
-          <w:p>
-            <w:r>
-              <w:t>FastAPI + Redis + slowapi</w:t>
-            </w:r>
-          </w:p>
-        </w:tc>
-        <w:tc>
-          <w:tcPr>
-            <w:tcW w:type="dxa" w:w="2209"/>
-          </w:tcPr>
-          <w:p>
-            <w:r>
-              <w:t>async, maduro</w:t>
-            </w:r>
-          </w:p>
-        </w:tc>
-        <w:tc>
-          <w:tcPr>
-            <w:tcW w:type="dxa" w:w="2209"/>
-          </w:tcPr>
-          <w:p>
-            <w:r>
-              <w:t>mais deps</w:t>
-            </w:r>
-          </w:p>
-        </w:tc>
-        <w:tc>
-          <w:tcPr>
-            <w:tcW w:type="dxa" w:w="2209"/>
-          </w:tcPr>
-          <w:p>
-            <w:r>
-              <w:t>ESCOLHIDA</w:t>
-            </w:r>
-          </w:p>
-        </w:tc>
-      </w:tr>
-      <w:tr>
-        <w:tc>
-          <w:tcPr>
-            <w:tcW w:type="dxa" w:w="2209"/>
-          </w:tcPr>
-          <w:p>
-            <w:r>
-              <w:t>Flask manual</w:t>
-            </w:r>
-          </w:p>
-        </w:tc>
-        <w:tc>
-          <w:tcPr>
-            <w:tcW w:type="dxa" w:w="2209"/>
-          </w:tcPr>
-          <w:p>
-            <w:r>
-              <w:t>simples</w:t>
-            </w:r>
-          </w:p>
-        </w:tc>
-        <w:tc>
-          <w:tcPr>
-            <w:tcW w:type="dxa" w:w="2209"/>
-          </w:tcPr>
-          <w:p>
-            <w:r>
-              <w:t>menos perf</w:t>
-            </w:r>
-          </w:p>
-        </w:tc>
-        <w:tc>
-          <w:tcPr>
-            <w:tcW w:type="dxa" w:w="2209"/>
-          </w:tcPr>
-          <w:p>
-            <w:r>
-              <w:t>rejeitada</w:t>
-            </w:r>
-          </w:p>
-        </w:tc>
-      </w:tr>
-    </w:tbl>
-    <w:p>
-      <w:r>
-        <w:rPr>
-          <w:b/>
-        </w:rPr>
-        <w:t xml:space="preserve">Nota: </w:t>
-      </w:r>
-      <w:r>
-        <w:t>Cursor-based para estabilidade; cache por chave com invalidacao no write.</w:t>
-      </w:r>
-    </w:p>
-    <w:p>
-      <w:pPr>
-        <w:pStyle w:val="Heading2"/>
-      </w:pPr>
-      <w:r>
-        <w:rPr>
-          <w:color w:val="8B1E1E"/>
-        </w:rPr>
-        <w:t>Entregas desta Atividade</w:t>
-      </w:r>
-    </w:p>
-    <w:p>
-      <w:pPr>
-        <w:pStyle w:val="ListBullet"/>
-      </w:pPr>
-      <w:r>
-        <w:t>API-STANDARD.md.</w:t>
-      </w:r>
-    </w:p>
-    <w:p>
-      <w:pPr>
-        <w:pStyle w:val="ListBullet"/>
-      </w:pPr>
-      <w:r>
-        <w:t>main_api.py.</w:t>
-      </w:r>
-    </w:p>
-    <w:p>
-      <w:pPr>
-        <w:pStyle w:val="ListBullet"/>
-      </w:pPr>
-      <w:r>
-        <w:t>requirements.txt.</w:t>
-      </w:r>
-    </w:p>
-    <w:p>
-      <w:pPr>
-        <w:pStyle w:val="Heading2"/>
-      </w:pPr>
-      <w:r>
-        <w:rPr>
-          <w:color w:val="8B1E1E"/>
-        </w:rPr>
-        <w:t>Validacao</w:t>
-      </w:r>
-    </w:p>
-    <w:p>
-      <w:pPr>
-        <w:pStyle w:val="ListNumber"/>
-      </w:pPr>
-      <w:r>
-        <w:t>Carga com k6: 200 req/s por 5 min.</w:t>
-      </w:r>
-    </w:p>
-    <w:p>
-      <w:pPr>
-        <w:pStyle w:val="ListNumber"/>
-      </w:pPr>
-      <w:r>
-        <w:t>Rate limit: estourar quota -&gt; 429.</w:t>
-      </w:r>
-    </w:p>
-    <w:p>
-      <w:pPr>
-        <w:pStyle w:val="ListNumber"/>
-      </w:pPr>
-      <w:r>
-        <w:t>Cache: 2o hit vem do Redis.</w:t>
-      </w:r>
-    </w:p>
-    <w:p>
-      <w:pPr>
-        <w:pStyle w:val="Heading2"/>
-      </w:pPr>
-      <w:r>
-        <w:rPr>
-          <w:color w:val="8B1E1E"/>
-        </w:rPr>
-        <w:t>Metricas e SLO</w:t>
-      </w:r>
-    </w:p>
-    <w:tbl>
-      <w:tblPr>
-        <w:tblStyle w:val="LightGrid-Accent1"/>
-        <w:tblW w:type="auto" w:w="0"/>
-        <w:tblLook w:firstColumn="1" w:firstRow="1" w:lastColumn="0" w:lastRow="0" w:noHBand="0" w:noVBand="1" w:val="04A0"/>
-      </w:tblPr>
-      <w:tblGrid>
-        <w:gridCol w:w="4419"/>
-        <w:gridCol w:w="4419"/>
-      </w:tblGrid>
-      <w:tr>
-        <w:tc>
-          <w:tcPr>
-            <w:tcW w:type="dxa" w:w="4419"/>
-          </w:tcPr>
-          <w:p>
-            <w:r>
-              <w:t>SLO</w:t>
-            </w:r>
-          </w:p>
-        </w:tc>
-        <w:tc>
-          <w:tcPr>
-            <w:tcW w:type="dxa" w:w="4419"/>
-          </w:tcPr>
-          <w:p>
-            <w:r>
-              <w:t>Alvo</w:t>
-            </w:r>
-          </w:p>
-        </w:tc>
-      </w:tr>
-      <w:tr>
-        <w:tc>
-          <w:tcPr>
-            <w:tcW w:type="dxa" w:w="4419"/>
-          </w:tcPr>
-          <w:p>
-            <w:r>
-              <w:t>p95 (lista)</w:t>
-            </w:r>
-          </w:p>
-        </w:tc>
-        <w:tc>
-          <w:tcPr>
-            <w:tcW w:type="dxa" w:w="4419"/>
-          </w:tcPr>
-          <w:p>
-            <w:r>
-              <w:t>&lt; 200 ms cache hit</w:t>
-            </w:r>
-          </w:p>
-        </w:tc>
-      </w:tr>
-      <w:tr>
-        <w:tc>
-          <w:tcPr>
-            <w:tcW w:type="dxa" w:w="4419"/>
-          </w:tcPr>
-          <w:p>
-            <w:r>
-              <w:t>Rate limit</w:t>
-            </w:r>
-          </w:p>
-        </w:tc>
-        <w:tc>
-          <w:tcPr>
-            <w:tcW w:type="dxa" w:w="4419"/>
-          </w:tcPr>
-          <w:p>
-            <w:r>
-              <w:t>100/min/key</w:t>
-            </w:r>
-          </w:p>
-        </w:tc>
-      </w:tr>
-      <w:tr>
-        <w:tc>
-          <w:tcPr>
-            <w:tcW w:type="dxa" w:w="4419"/>
-          </w:tcPr>
-          <w:p>
-            <w:r>
-              <w:t>Disponibilidade</w:t>
-            </w:r>
-          </w:p>
-        </w:tc>
-        <w:tc>
-          <w:tcPr>
-            <w:tcW w:type="dxa" w:w="4419"/>
-          </w:tcPr>
-          <w:p>
-            <w:r>
-              <w:t>&gt;= 99.5%</w:t>
-            </w:r>
-          </w:p>
-        </w:tc>
-      </w:tr>
-    </w:tbl>
-    <w:p>
-      <w:pPr>
-        <w:pStyle w:val="Heading2"/>
-      </w:pPr>
-      <w:r>
-        <w:rPr>
-          <w:color w:val="8B1E1E"/>
-        </w:rPr>
-        <w:t>Riscos</w:t>
-      </w:r>
-    </w:p>
-    <w:tbl>
-      <w:tblPr>
-        <w:tblStyle w:val="LightGrid-Accent1"/>
-        <w:tblW w:type="auto" w:w="0"/>
-        <w:tblLook w:firstColumn="1" w:firstRow="1" w:lastColumn="0" w:lastRow="0" w:noHBand="0" w:noVBand="1" w:val="04A0"/>
-      </w:tblPr>
-      <w:tblGrid>
-        <w:gridCol w:w="4419"/>
-        <w:gridCol w:w="4419"/>
-      </w:tblGrid>
-      <w:tr>
-        <w:tc>
-          <w:tcPr>
-            <w:tcW w:type="dxa" w:w="4419"/>
-          </w:tcPr>
-          <w:p>
-            <w:r>
-              <w:t>Risco</w:t>
-            </w:r>
-          </w:p>
-        </w:tc>
-        <w:tc>
-          <w:tcPr>
-            <w:tcW w:type="dxa" w:w="4419"/>
-          </w:tcPr>
-          <w:p>
-            <w:r>
-              <w:t>Mitigacao</w:t>
-            </w:r>
-          </w:p>
-        </w:tc>
-      </w:tr>
-      <w:tr>
-        <w:tc>
-          <w:tcPr>
-            <w:tcW w:type="dxa" w:w="4419"/>
-          </w:tcPr>
-          <w:p>
-            <w:r>
-              <w:t>Cache stale</w:t>
-            </w:r>
-          </w:p>
-        </w:tc>
-        <w:tc>
-          <w:tcPr>
-            <w:tcW w:type="dxa" w:w="4419"/>
-          </w:tcPr>
-          <w:p>
-            <w:r>
-              <w:t>TTL + invalidar no write</w:t>
-            </w:r>
-          </w:p>
-        </w:tc>
-      </w:tr>
-      <w:tr>
-        <w:tc>
-          <w:tcPr>
-            <w:tcW w:type="dxa" w:w="4419"/>
-          </w:tcPr>
-          <w:p>
-            <w:r>
-              <w:t>Redis down</w:t>
-            </w:r>
-          </w:p>
-        </w:tc>
-        <w:tc>
-          <w:tcPr>
-            <w:tcW w:type="dxa" w:w="4419"/>
-          </w:tcPr>
-          <w:p>
-            <w:r>
-              <w:t>fallback DB</w:t>
-            </w:r>
-          </w:p>
-        </w:tc>
-      </w:tr>
-    </w:tbl>
-    <w:p>
-      <w:pPr>
-        <w:pStyle w:val="Heading2"/>
-      </w:pPr>
-      <w:r>
-        <w:rPr>
-          <w:color w:val="8B1E1E"/>
-        </w:rPr>
-        <w:t>Proximos Passos</w:t>
-      </w:r>
-    </w:p>
-    <w:p>
-      <w:pPr>
-        <w:pStyle w:val="ListBullet"/>
-      </w:pPr>
-      <w:r>
-        <w:t>Gateway com OAuth2.</w:t>
-      </w:r>
-    </w:p>
-    <w:p>
-      <w:pPr>
-        <w:pStyle w:val="ListBullet"/>
-      </w:pPr>
-      <w:r>
-        <w:t>Tracing OTel.</w:t>
+        <w:t>NÃO publicado — Desenvolvido e em homologação. Aguarda revisão antes de produção.</w:t>
       </w:r>
     </w:p>
     <w:sectPr>
       <w:pgSz w:w="12240" w:h="15840"/>
-      <w:pgMar w:top="1417" w:right="1701" w:bottom="1417" w:left="1701" w:header="720" w:footer="720" w:gutter="0"/>
+      <w:pgMar w:top="1440" w:right="1800" w:bottom="1440" w:left="1800" w:header="720" w:footer="720" w:gutter="0"/>
       <w:cols w:space="720"/>
       <w:docGrid w:linePitch="360"/>
     </w:sectPr>
@@ -1197,10 +721,6 @@
     <w:name w:val="Normal"/>
     <w:qFormat/>
     <w:rsid w:val="00FC693F"/>
-    <w:rPr>
-      <w:rFonts w:ascii="Calibri" w:hAnsi="Calibri"/>
-      <w:sz w:val="22"/>
-    </w:rPr>
   </w:style>
   <w:style w:type="paragraph" w:styleId="Header">
     <w:name w:val="header"/>
